--- a/docs/user-guides/system-overview.th.docx
+++ b/docs/user-guides/system-overview.th.docx
@@ -336,7 +336,7 @@
         <w:rPr>
           <w:rFonts w:ascii="TH Sarabun New" w:hAnsi="TH Sarabun New" w:cs="TH Sarabun New"/>
         </w:rPr>
-        <w:t>เปรียบเสมือนระบบบริหารจัดการสำนวนคดี</w:t>
+        <w:t>เปรียบเสมือนระบบบริหารจัดการเคส</w:t>
       </w:r>
       <w:proofErr w:type="spellEnd"/>
       <w:r>
